--- a/src/templates/Angebot-HL.docx
+++ b/src/templates/Angebot-HL.docx
@@ -3547,30 +3547,17 @@
         </w:rPr>
         <w:t xml:space="preserve">Bitte unterschreiben Sie bei Annahme an entsprechender Stelle und senden uns das Angebot wieder zurück - gerne auch per E-Mail an </w:t>
       </w:r>
-      <w:r>
-        <w:fldChar w:fldCharType="begin"/>
-      </w:r>
-      <w:r>
-        <w:rPr>
-          <w:lang w:val="de-DE"/>
-        </w:rPr>
-        <w:instrText>HYPERLINK "mailto:service@e-m-c-2.de"</w:instrText>
-      </w:r>
-      <w:r>
-        <w:fldChar w:fldCharType="separate"/>
-      </w:r>
-      <w:r>
-        <w:rPr>
-          <w:rFonts w:ascii="Open Sans" w:eastAsia="Open Sans" w:hAnsi="Open Sans" w:cs="Open Sans"/>
-          <w:color w:val="030303"/>
-          <w:u w:val="single"/>
-          <w:lang w:val="de-DE"/>
-        </w:rPr>
-        <w:t>service@e-m-c-2.de.</w:t>
-      </w:r>
-      <w:r>
-        <w:fldChar w:fldCharType="end"/>
-      </w:r>
+      <w:hyperlink r:id="rId6" w:history="1">
+        <w:r>
+          <w:rPr>
+            <w:rFonts w:ascii="Open Sans" w:eastAsia="Open Sans" w:hAnsi="Open Sans" w:cs="Open Sans"/>
+            <w:color w:val="030303"/>
+            <w:u w:val="single"/>
+            <w:lang w:val="de-DE"/>
+          </w:rPr>
+          <w:t>service@e-m-c-2.de.</w:t>
+        </w:r>
+      </w:hyperlink>
       <w:r>
         <w:rPr>
           <w:rFonts w:ascii="Open Sans" w:eastAsia="Open Sans" w:hAnsi="Open Sans" w:cs="Open Sans"/>
@@ -3754,44 +3741,78 @@
         </w:rPr>
         <w:t>Mit freundlichen Grüßen</w:t>
       </w:r>
-      <w:r>
-        <w:rPr>
-          <w:lang w:val="de-DE"/>
-        </w:rPr>
-        <w:br/>
-      </w:r>
-      <w:r>
-        <w:rPr>
-          <w:lang w:val="de-DE"/>
-        </w:rPr>
-        <w:br/>
-      </w:r>
     </w:p>
     <w:p>
       <w:pPr>
         <w:spacing w:before="67" w:line="276" w:lineRule="auto"/>
         <w:rPr>
+          <w:lang w:val="de-DE"/>
+        </w:rPr>
+      </w:pPr>
+      <w:r>
+        <w:rPr>
+          <w:lang w:val="de-DE"/>
+        </w:rPr>
+        <w:br/>
+      </w:r>
+      <w:r>
+        <w:rPr>
+          <w:lang w:val="de-DE"/>
+        </w:rPr>
+        <w:t>{%</w:t>
+      </w:r>
+      <w:proofErr w:type="spellStart"/>
+      <w:r>
+        <w:rPr>
+          <w:lang w:val="de-DE"/>
+        </w:rPr>
+        <w:t>OurSignatureImage</w:t>
+      </w:r>
+      <w:proofErr w:type="spellEnd"/>
+      <w:r>
+        <w:rPr>
+          <w:lang w:val="de-DE"/>
+        </w:rPr>
+        <w:t>}</w:t>
+      </w:r>
+      <w:r>
+        <w:rPr>
+          <w:lang w:val="de-DE"/>
+        </w:rPr>
+        <w:br/>
+      </w:r>
+    </w:p>
+    <w:p>
+      <w:pPr>
+        <w:spacing w:before="67" w:line="276" w:lineRule="auto"/>
+        <w:rPr>
+          <w:lang w:val="de-DE"/>
+        </w:rPr>
+      </w:pPr>
+      <w:r>
+        <w:rPr>
+          <w:lang w:val="de-DE"/>
+        </w:rPr>
+        <w:t>Ihr Team von EmC2</w:t>
+      </w:r>
+    </w:p>
+    <w:p>
+      <w:pPr>
+        <w:spacing w:before="67" w:line="276" w:lineRule="auto"/>
+        <w:rPr>
           <w:rFonts w:ascii="Open Sans" w:eastAsia="Open Sans" w:hAnsi="Open Sans" w:cs="Open Sans"/>
           <w:color w:val="000000"/>
           <w:lang w:val="de-DE"/>
         </w:rPr>
       </w:pPr>
-      <w:r>
-        <w:rPr>
-          <w:rFonts w:ascii="Open Sans" w:eastAsia="Open Sans" w:hAnsi="Open Sans" w:cs="Open Sans"/>
-          <w:color w:val="030303"/>
-          <w:lang w:val="de-DE"/>
-        </w:rPr>
-        <w:t>Ihr Team von EmC2</w:t>
-      </w:r>
     </w:p>
     <w:sectPr>
-      <w:headerReference w:type="even" r:id="rId6"/>
-      <w:headerReference w:type="default" r:id="rId7"/>
-      <w:footerReference w:type="even" r:id="rId8"/>
-      <w:footerReference w:type="default" r:id="rId9"/>
-      <w:headerReference w:type="first" r:id="rId10"/>
-      <w:footerReference w:type="first" r:id="rId11"/>
+      <w:headerReference w:type="even" r:id="rId7"/>
+      <w:headerReference w:type="default" r:id="rId8"/>
+      <w:footerReference w:type="even" r:id="rId9"/>
+      <w:footerReference w:type="default" r:id="rId10"/>
+      <w:headerReference w:type="first" r:id="rId11"/>
+      <w:footerReference w:type="first" r:id="rId12"/>
       <w:pgSz w:w="12240" w:h="15840"/>
       <w:pgMar w:top="1440" w:right="1440" w:bottom="1440" w:left="1440" w:header="0" w:footer="0" w:gutter="0"/>
       <w:pgNumType w:start="1"/>
@@ -4946,7 +4967,6 @@
   <w:style w:type="character" w:default="1" w:styleId="Domylnaczcionkaakapitu">
     <w:name w:val="Default Paragraph Font"/>
     <w:uiPriority w:val="1"/>
-    <w:semiHidden/>
     <w:unhideWhenUsed/>
   </w:style>
   <w:style w:type="table" w:default="1" w:styleId="Standardowy">
